--- a/scrabble documentation/Backup of scrabble documentation.docx
+++ b/scrabble documentation/Backup of scrabble documentation.docx
@@ -17,7 +17,59 @@
     </w:p>
     <w:p/>
     <w:p/>
-    <w:p/>
+    <w:p>
+      <w:r>
+        <w:t xml:space="preserve">improve the draw tiles for computer because it does not work for duplicates </w:t>
+      </w:r>
+    </w:p>
+    <w:p/>
+    <w:p/>
+    <w:p>
+      <w:r>
+        <w:t xml:space="preserve">tomorrow write comments and check the </w:t>
+      </w:r>
+      <w:proofErr w:type="spellStart"/>
+      <w:r>
+        <w:t>modifers</w:t>
+      </w:r>
+      <w:proofErr w:type="spellEnd"/>
+      <w:r>
+        <w:t xml:space="preserve">, make jar and turn in </w:t>
+      </w:r>
+    </w:p>
+    <w:p/>
+    <w:p>
+      <w:r>
+        <w:t xml:space="preserve">after swap play does not work </w:t>
+      </w:r>
+    </w:p>
+    <w:p/>
+    <w:p>
+      <w:r>
+        <w:t xml:space="preserve">clear does not work after swap the tiles on bottom are blanked out </w:t>
+      </w:r>
+    </w:p>
+    <w:p/>
+    <w:p>
+      <w:r>
+        <w:t xml:space="preserve">clear is messed up generally </w:t>
+      </w:r>
+    </w:p>
+    <w:p/>
+    <w:p/>
+    <w:p/>
+    <w:p/>
+    <w:p>
+      <w:r>
+        <w:t xml:space="preserve">notes: </w:t>
+      </w:r>
+    </w:p>
+    <w:p/>
+    <w:p>
+      <w:r>
+        <w:t xml:space="preserve">the tiles should be clicked from left to right </w:t>
+      </w:r>
+    </w:p>
     <w:sectPr>
       <w:pgSz w:w="12240" w:h="15840"/>
       <w:pgMar w:top="1440" w:right="1440" w:bottom="1440" w:left="1440" w:header="720" w:footer="720" w:gutter="0"/>
